--- a/klagomål/A 8921-2024 FSC-klagomål.docx
+++ b/klagomål/A 8921-2024 FSC-klagomål.docx
@@ -663,7 +663,7 @@
     <w:r>
       <w:tab/>
       <w:tab/>
-      <w:t>2026-09-14</w:t>
+      <w:t>2026-09-15</w:t>
       <w:br/>
       <w:br/>
     </w:r>

--- a/klagomål/A 8921-2024 FSC-klagomål.docx
+++ b/klagomål/A 8921-2024 FSC-klagomål.docx
@@ -663,7 +663,7 @@
     <w:r>
       <w:tab/>
       <w:tab/>
-      <w:t>2026-09-15</w:t>
+      <w:t>2026-09-16</w:t>
       <w:br/>
       <w:br/>
     </w:r>

--- a/klagomål/A 8921-2024 FSC-klagomål.docx
+++ b/klagomål/A 8921-2024 FSC-klagomål.docx
@@ -663,7 +663,7 @@
     <w:r>
       <w:tab/>
       <w:tab/>
-      <w:t>2026-09-16</w:t>
+      <w:t>2026-09-17</w:t>
       <w:br/>
       <w:br/>
     </w:r>

--- a/klagomål/A 8921-2024 FSC-klagomål.docx
+++ b/klagomål/A 8921-2024 FSC-klagomål.docx
@@ -663,7 +663,7 @@
     <w:r>
       <w:tab/>
       <w:tab/>
-      <w:t>2026-09-17</w:t>
+      <w:t>2026-09-18</w:t>
       <w:br/>
       <w:br/>
     </w:r>

--- a/klagomål/A 8921-2024 FSC-klagomål.docx
+++ b/klagomål/A 8921-2024 FSC-klagomål.docx
@@ -663,7 +663,7 @@
     <w:r>
       <w:tab/>
       <w:tab/>
-      <w:t>2026-09-18</w:t>
+      <w:t>2026-09-19</w:t>
       <w:br/>
       <w:br/>
     </w:r>

--- a/klagomål/A 8921-2024 FSC-klagomål.docx
+++ b/klagomål/A 8921-2024 FSC-klagomål.docx
@@ -663,7 +663,7 @@
     <w:r>
       <w:tab/>
       <w:tab/>
-      <w:t>2026-09-19</w:t>
+      <w:t>2026-09-21</w:t>
       <w:br/>
       <w:br/>
     </w:r>

--- a/klagomål/A 8921-2024 FSC-klagomål.docx
+++ b/klagomål/A 8921-2024 FSC-klagomål.docx
@@ -178,7 +178,7 @@
       <w:r>
         <w:drawing>
           <wp:inline xmlns:a="http://schemas.openxmlformats.org/drawingml/2006/main" xmlns:pic="http://schemas.openxmlformats.org/drawingml/2006/picture">
-            <wp:extent cx="5486400" cy="5320035"/>
+            <wp:extent cx="5486400" cy="5044368"/>
             <wp:docPr id="1" name="Picture 1"/>
             <wp:cNvGraphicFramePr>
               <a:graphicFrameLocks noChangeAspect="1"/>
@@ -199,7 +199,7 @@
                   <pic:spPr>
                     <a:xfrm>
                       <a:off x="0" y="0"/>
-                      <a:ext cx="5486400" cy="5320035"/>
+                      <a:ext cx="5486400" cy="5044368"/>
                     </a:xfrm>
                     <a:prstGeom prst="rect"/>
                   </pic:spPr>
@@ -216,12 +216,12 @@
         <w:spacing w:after="240"/>
       </w:pPr>
       <w:r>
-        <w:t>Figur 1. Fyndplatser för naturvårdsarter i avverkningsanmälan. Markörer utan svart kant är placerade på fyndplatsen. Markörer med svart kant är placerade vid sidan av fyndplatsen och har ett svart streck som visar fyndplatsens exakta position. Kartans mittpunktskoordinat är N 6945259, E 655352 i SWEREF 99 TM.</w:t>
+        <w:t>Figur 1. Fyndplatser för naturvårdsarter i och inom 15 meter från avverkningsanmälan. Markörer utan svart kant är placerade på fyndplatsen. Markörer med svart kant är placerade vid sidan av fyndplatsen och har ett svart streck som visar fyndplatsens exakta position. Kartans mittpunktskoordinat är N 6945259, E 655352 i SWEREF 99 TM.</w:t>
       </w:r>
     </w:p>
     <w:p>
       <w:r>
-        <w:t>I avverkningsanmälan finns fynd av 1 naturvårdsarter, varav 1 är rödlistad: apelsinticka (NT). Se Figur 1.</w:t>
+        <w:t>I och inom 15 meter från avverkningsanmälan finns fynd av 3 naturvårdsarter, varav 3 är rödlistade: skrovlig taggsvamp (VU), apelsinticka (NT) och svartvit taggsvamp (NT). Se Figur 1.</w:t>
       </w:r>
     </w:p>
     <w:p>
@@ -252,10 +252,32 @@
         <w:rPr>
           <w:b/>
         </w:rPr>
+        <w:t xml:space="preserve">Skrovlig taggsvamp (VU) </w:t>
+      </w:r>
+      <w:r>
+        <w:t>bildar mykorrhiza med tall i äldre tallskog, framför allt på tallhed. Den växer huvudsakligen i äldre barrskog som hotas av slutavverkning. Genom att äldre barrskogar och naturskogar blir allt sällsyntare, missgynnas arten av skogsbruk. Arten ingår i ett åtgärdsprogram för hotade arter (ÅGP) och en långsiktig tillgång till svampens värdträd behöver säkras genom att växtplatserna undantas från avverkning. Skrovlig taggsvamp är globalt rödlistad som nära hotad (NT) vilket innebär att Sverige har ett internationellt ansvar för arten (IUCN, 2025; SLU Artdatabanken, 2026; Nitare, 2006).</w:t>
+      </w:r>
+    </w:p>
+    <w:p>
+      <w:r>
+        <w:rPr>
+          <w:b/>
+        </w:rPr>
         <w:t xml:space="preserve">Apelsinticka (NT) </w:t>
       </w:r>
       <w:r>
         <w:t>växer mestadels på liggande ved av tall men även på granved. Artens ekologi och utbredning bör utredas ytterligare. Särskilt bör den eftersökas i de delar av Norrland där den ännu ej är funnen. I väntan på ytterligare detaljer om artens ståndortskrav bör fler tallskogar av naturskogskaraktär och med god tillgång på lågor sparas (SLU Artdatabanken, 2024).</w:t>
+      </w:r>
+    </w:p>
+    <w:p>
+      <w:r>
+        <w:rPr>
+          <w:b/>
+        </w:rPr>
+        <w:t xml:space="preserve">Svartvit taggsvamp (NT) </w:t>
+      </w:r>
+      <w:r>
+        <w:t>bildar mykorrhiza med tall, troligen även med gran. Den växer huvudsakligen i äldre, naturligt uppkommen skog på torr eller frisk mark och förekommer såväl på tallhedar som i mossig barrblandskog. Flera olika former har påträffats vid DNA-undersökningar av europeiskt material och det är oklart hur många former som finns i värd land. Kalavverkning av äldre skog är ett reellt hot, liksom maskinell markberedning och minskad andel självföryngring. Lokaler som fortfarande håller svampen behöver säkerställas (SLU Artdatabanken, 2024; Nitare &amp; Skogsstyrelsen, 2019).</w:t>
       </w:r>
     </w:p>
     <w:p>
@@ -348,7 +370,7 @@
         <w:rPr>
           <w:i/>
         </w:rPr>
-        <w:t>I det avverkningsanmälda skogsområdet har 1 naturvårdsarter varav 1 rödlistade arter sina livsmiljöer och växtplatser.</w:t>
+        <w:t>I det avverkningsanmälda skogsområdet har 3 naturvårdsarter varav 3 rödlistade arter sina livsmiljöer och växtplatser.</w:t>
       </w:r>
     </w:p>
     <w:p>
@@ -663,7 +685,7 @@
     <w:r>
       <w:tab/>
       <w:tab/>
-      <w:t>2026-09-21</w:t>
+      <w:t>2026-09-23</w:t>
       <w:br/>
       <w:br/>
     </w:r>

--- a/klagomål/A 8921-2024 FSC-klagomål.docx
+++ b/klagomål/A 8921-2024 FSC-klagomål.docx
@@ -685,7 +685,7 @@
     <w:r>
       <w:tab/>
       <w:tab/>
-      <w:t>2026-09-23</w:t>
+      <w:t>2026-09-24</w:t>
       <w:br/>
       <w:br/>
     </w:r>

--- a/klagomål/A 8921-2024 FSC-klagomål.docx
+++ b/klagomål/A 8921-2024 FSC-klagomål.docx
@@ -685,7 +685,7 @@
     <w:r>
       <w:tab/>
       <w:tab/>
-      <w:t>2026-09-24</w:t>
+      <w:t>2026-09-25</w:t>
       <w:br/>
       <w:br/>
     </w:r>

--- a/klagomål/A 8921-2024 FSC-klagomål.docx
+++ b/klagomål/A 8921-2024 FSC-klagomål.docx
@@ -685,7 +685,7 @@
     <w:r>
       <w:tab/>
       <w:tab/>
-      <w:t>2026-09-25</w:t>
+      <w:t>2026-09-26</w:t>
       <w:br/>
       <w:br/>
     </w:r>

--- a/klagomål/A 8921-2024 FSC-klagomål.docx
+++ b/klagomål/A 8921-2024 FSC-klagomål.docx
@@ -685,7 +685,7 @@
     <w:r>
       <w:tab/>
       <w:tab/>
-      <w:t>2026-09-26</w:t>
+      <w:t>2026-09-27</w:t>
       <w:br/>
       <w:br/>
     </w:r>

--- a/klagomål/A 8921-2024 FSC-klagomål.docx
+++ b/klagomål/A 8921-2024 FSC-klagomål.docx
@@ -685,7 +685,7 @@
     <w:r>
       <w:tab/>
       <w:tab/>
-      <w:t>2026-09-27</w:t>
+      <w:t>2026-09-28</w:t>
       <w:br/>
       <w:br/>
     </w:r>

--- a/klagomål/A 8921-2024 FSC-klagomål.docx
+++ b/klagomål/A 8921-2024 FSC-klagomål.docx
@@ -685,7 +685,7 @@
     <w:r>
       <w:tab/>
       <w:tab/>
-      <w:t>2026-09-28</w:t>
+      <w:t>2026-09-29</w:t>
       <w:br/>
       <w:br/>
     </w:r>

--- a/klagomål/A 8921-2024 FSC-klagomål.docx
+++ b/klagomål/A 8921-2024 FSC-klagomål.docx
@@ -685,7 +685,7 @@
     <w:r>
       <w:tab/>
       <w:tab/>
-      <w:t>2026-09-29</w:t>
+      <w:t>2026-09-30</w:t>
       <w:br/>
       <w:br/>
     </w:r>

--- a/klagomål/A 8921-2024 FSC-klagomål.docx
+++ b/klagomål/A 8921-2024 FSC-klagomål.docx
@@ -685,7 +685,7 @@
     <w:r>
       <w:tab/>
       <w:tab/>
-      <w:t>2026-09-30</w:t>
+      <w:t>2026-10-01</w:t>
       <w:br/>
       <w:br/>
     </w:r>

--- a/klagomål/A 8921-2024 FSC-klagomål.docx
+++ b/klagomål/A 8921-2024 FSC-klagomål.docx
@@ -685,7 +685,7 @@
     <w:r>
       <w:tab/>
       <w:tab/>
-      <w:t>2026-10-01</w:t>
+      <w:t>2026-10-02</w:t>
       <w:br/>
       <w:br/>
     </w:r>

--- a/klagomål/A 8921-2024 FSC-klagomål.docx
+++ b/klagomål/A 8921-2024 FSC-klagomål.docx
@@ -685,7 +685,7 @@
     <w:r>
       <w:tab/>
       <w:tab/>
-      <w:t>2026-10-02</w:t>
+      <w:t>2026-10-03</w:t>
       <w:br/>
       <w:br/>
     </w:r>

--- a/klagomål/A 8921-2024 FSC-klagomål.docx
+++ b/klagomål/A 8921-2024 FSC-klagomål.docx
@@ -685,7 +685,7 @@
     <w:r>
       <w:tab/>
       <w:tab/>
-      <w:t>2026-10-03</w:t>
+      <w:t>2026-10-04</w:t>
       <w:br/>
       <w:br/>
     </w:r>

--- a/klagomål/A 8921-2024 FSC-klagomål.docx
+++ b/klagomål/A 8921-2024 FSC-klagomål.docx
@@ -685,7 +685,7 @@
     <w:r>
       <w:tab/>
       <w:tab/>
-      <w:t>2026-10-04</w:t>
+      <w:t>2026-10-05</w:t>
       <w:br/>
       <w:br/>
     </w:r>

--- a/klagomål/A 8921-2024 FSC-klagomål.docx
+++ b/klagomål/A 8921-2024 FSC-klagomål.docx
@@ -685,7 +685,7 @@
     <w:r>
       <w:tab/>
       <w:tab/>
-      <w:t>2026-10-05</w:t>
+      <w:t>2026-10-06</w:t>
       <w:br/>
       <w:br/>
     </w:r>

--- a/klagomål/A 8921-2024 FSC-klagomål.docx
+++ b/klagomål/A 8921-2024 FSC-klagomål.docx
@@ -685,7 +685,7 @@
     <w:r>
       <w:tab/>
       <w:tab/>
-      <w:t>2026-10-06</w:t>
+      <w:t>2026-10-07</w:t>
       <w:br/>
       <w:br/>
     </w:r>

--- a/klagomål/A 8921-2024 FSC-klagomål.docx
+++ b/klagomål/A 8921-2024 FSC-klagomål.docx
@@ -685,7 +685,7 @@
     <w:r>
       <w:tab/>
       <w:tab/>
-      <w:t>2026-10-07</w:t>
+      <w:t>2026-10-08</w:t>
       <w:br/>
       <w:br/>
     </w:r>

--- a/klagomål/A 8921-2024 FSC-klagomål.docx
+++ b/klagomål/A 8921-2024 FSC-klagomål.docx
@@ -685,7 +685,7 @@
     <w:r>
       <w:tab/>
       <w:tab/>
-      <w:t>2026-10-08</w:t>
+      <w:t>2026-10-09</w:t>
       <w:br/>
       <w:br/>
     </w:r>

--- a/klagomål/A 8921-2024 FSC-klagomål.docx
+++ b/klagomål/A 8921-2024 FSC-klagomål.docx
@@ -685,7 +685,7 @@
     <w:r>
       <w:tab/>
       <w:tab/>
-      <w:t>2026-10-09</w:t>
+      <w:t>2026-10-10</w:t>
       <w:br/>
       <w:br/>
     </w:r>

--- a/klagomål/A 8921-2024 FSC-klagomål.docx
+++ b/klagomål/A 8921-2024 FSC-klagomål.docx
@@ -685,7 +685,7 @@
     <w:r>
       <w:tab/>
       <w:tab/>
-      <w:t>2026-10-10</w:t>
+      <w:t>2026-10-11</w:t>
       <w:br/>
       <w:br/>
     </w:r>

--- a/klagomål/A 8921-2024 FSC-klagomål.docx
+++ b/klagomål/A 8921-2024 FSC-klagomål.docx
@@ -685,7 +685,7 @@
     <w:r>
       <w:tab/>
       <w:tab/>
-      <w:t>2026-10-11</w:t>
+      <w:t>2026-10-12</w:t>
       <w:br/>
       <w:br/>
     </w:r>

--- a/klagomål/A 8921-2024 FSC-klagomål.docx
+++ b/klagomål/A 8921-2024 FSC-klagomål.docx
@@ -685,7 +685,7 @@
     <w:r>
       <w:tab/>
       <w:tab/>
-      <w:t>2026-10-12</w:t>
+      <w:t>2026-10-13</w:t>
       <w:br/>
       <w:br/>
     </w:r>

--- a/klagomål/A 8921-2024 FSC-klagomål.docx
+++ b/klagomål/A 8921-2024 FSC-klagomål.docx
@@ -685,7 +685,7 @@
     <w:r>
       <w:tab/>
       <w:tab/>
-      <w:t>2026-10-13</w:t>
+      <w:t>2026-10-14</w:t>
       <w:br/>
       <w:br/>
     </w:r>

--- a/klagomål/A 8921-2024 FSC-klagomål.docx
+++ b/klagomål/A 8921-2024 FSC-klagomål.docx
@@ -685,7 +685,7 @@
     <w:r>
       <w:tab/>
       <w:tab/>
-      <w:t>2026-10-14</w:t>
+      <w:t>2026-10-15</w:t>
       <w:br/>
       <w:br/>
     </w:r>

--- a/klagomål/A 8921-2024 FSC-klagomål.docx
+++ b/klagomål/A 8921-2024 FSC-klagomål.docx
@@ -685,7 +685,7 @@
     <w:r>
       <w:tab/>
       <w:tab/>
-      <w:t>2026-10-15</w:t>
+      <w:t>2026-10-16</w:t>
       <w:br/>
       <w:br/>
     </w:r>

--- a/klagomål/A 8921-2024 FSC-klagomål.docx
+++ b/klagomål/A 8921-2024 FSC-klagomål.docx
@@ -685,7 +685,7 @@
     <w:r>
       <w:tab/>
       <w:tab/>
-      <w:t>2026-10-16</w:t>
+      <w:t>2026-10-17</w:t>
       <w:br/>
       <w:br/>
     </w:r>

--- a/klagomål/A 8921-2024 FSC-klagomål.docx
+++ b/klagomål/A 8921-2024 FSC-klagomål.docx
@@ -685,7 +685,7 @@
     <w:r>
       <w:tab/>
       <w:tab/>
-      <w:t>2026-10-17</w:t>
+      <w:t>2026-10-18</w:t>
       <w:br/>
       <w:br/>
     </w:r>

--- a/klagomål/A 8921-2024 FSC-klagomål.docx
+++ b/klagomål/A 8921-2024 FSC-klagomål.docx
@@ -685,7 +685,7 @@
     <w:r>
       <w:tab/>
       <w:tab/>
-      <w:t>2026-10-18</w:t>
+      <w:t>2026-10-19</w:t>
       <w:br/>
       <w:br/>
     </w:r>

--- a/klagomål/A 8921-2024 FSC-klagomål.docx
+++ b/klagomål/A 8921-2024 FSC-klagomål.docx
@@ -685,7 +685,7 @@
     <w:r>
       <w:tab/>
       <w:tab/>
-      <w:t>2026-10-19</w:t>
+      <w:t>2026-10-20</w:t>
       <w:br/>
       <w:br/>
     </w:r>

--- a/klagomål/A 8921-2024 FSC-klagomål.docx
+++ b/klagomål/A 8921-2024 FSC-klagomål.docx
@@ -685,7 +685,7 @@
     <w:r>
       <w:tab/>
       <w:tab/>
-      <w:t>2026-10-20</w:t>
+      <w:t>2026-10-21</w:t>
       <w:br/>
       <w:br/>
     </w:r>

--- a/klagomål/A 8921-2024 FSC-klagomål.docx
+++ b/klagomål/A 8921-2024 FSC-klagomål.docx
@@ -685,7 +685,7 @@
     <w:r>
       <w:tab/>
       <w:tab/>
-      <w:t>2026-10-21</w:t>
+      <w:t>2026-10-22</w:t>
       <w:br/>
       <w:br/>
     </w:r>

--- a/klagomål/A 8921-2024 FSC-klagomål.docx
+++ b/klagomål/A 8921-2024 FSC-klagomål.docx
@@ -685,7 +685,7 @@
     <w:r>
       <w:tab/>
       <w:tab/>
-      <w:t>2026-10-22</w:t>
+      <w:t>2026-10-23</w:t>
       <w:br/>
       <w:br/>
     </w:r>

--- a/klagomål/A 8921-2024 FSC-klagomål.docx
+++ b/klagomål/A 8921-2024 FSC-klagomål.docx
@@ -685,7 +685,7 @@
     <w:r>
       <w:tab/>
       <w:tab/>
-      <w:t>2026-10-23</w:t>
+      <w:t>2026-10-24</w:t>
       <w:br/>
       <w:br/>
     </w:r>

--- a/klagomål/A 8921-2024 FSC-klagomål.docx
+++ b/klagomål/A 8921-2024 FSC-klagomål.docx
@@ -685,7 +685,7 @@
     <w:r>
       <w:tab/>
       <w:tab/>
-      <w:t>2026-10-24</w:t>
+      <w:t>2026-10-25</w:t>
       <w:br/>
       <w:br/>
     </w:r>

--- a/klagomål/A 8921-2024 FSC-klagomål.docx
+++ b/klagomål/A 8921-2024 FSC-klagomål.docx
@@ -685,7 +685,7 @@
     <w:r>
       <w:tab/>
       <w:tab/>
-      <w:t>2026-10-25</w:t>
+      <w:t>2026-10-26</w:t>
       <w:br/>
       <w:br/>
     </w:r>

--- a/klagomål/A 8921-2024 FSC-klagomål.docx
+++ b/klagomål/A 8921-2024 FSC-klagomål.docx
@@ -685,7 +685,7 @@
     <w:r>
       <w:tab/>
       <w:tab/>
-      <w:t>2026-10-26</w:t>
+      <w:t>2026-10-27</w:t>
       <w:br/>
       <w:br/>
     </w:r>

--- a/klagomål/A 8921-2024 FSC-klagomål.docx
+++ b/klagomål/A 8921-2024 FSC-klagomål.docx
@@ -685,7 +685,7 @@
     <w:r>
       <w:tab/>
       <w:tab/>
-      <w:t>2026-10-27</w:t>
+      <w:t>2026-10-28</w:t>
       <w:br/>
       <w:br/>
     </w:r>

--- a/klagomål/A 8921-2024 FSC-klagomål.docx
+++ b/klagomål/A 8921-2024 FSC-klagomål.docx
@@ -685,7 +685,7 @@
     <w:r>
       <w:tab/>
       <w:tab/>
-      <w:t>2026-10-28</w:t>
+      <w:t>2026-10-29</w:t>
       <w:br/>
       <w:br/>
     </w:r>

--- a/klagomål/A 8921-2024 FSC-klagomål.docx
+++ b/klagomål/A 8921-2024 FSC-klagomål.docx
@@ -685,7 +685,7 @@
     <w:r>
       <w:tab/>
       <w:tab/>
-      <w:t>2026-10-29</w:t>
+      <w:t>2026-10-31</w:t>
       <w:br/>
       <w:br/>
     </w:r>
